--- a/DBTUNING/ch20_통계수집_AWR인프라/ch20_통계수집_AWR인프라.docx
+++ b/DBTUNING/ch20_통계수집_AWR인프라/ch20_통계수집_AWR인프라.docx
@@ -7,7 +7,7 @@
         <w:pStyle w:val="Heading1"/>
       </w:pPr>
       <w:r>
-        <w:t>제6장  통계 수집 ① 자동 수집과 AWR 인프라</w:t>
+        <w:t>제ch20  통계 수집 ① 자동 수집과 AWR 인프라</w:t>
       </w:r>
     </w:p>
     <w:p>
@@ -15,7 +15,7 @@
         <w:rPr>
           <w:b w:val="0"/>
         </w:rPr>
-        <w:t>성능 데이터는 저절로 남지 않는다. V$ 동적 성능 뷰는 인스턴스가 기동한 순간부터 통계를 쌓지만, 그 값은 메모리 안에만 있어 인스턴스를 재기동하면 사라지고, 살아 있는 동안에도 '지금 이 순간의 누적값' 하나뿐이라 '어제 오후 2시에 무슨 일이 있었는가'를 되짚을 수 없다. 자동 워크로드 저장소(AWR, Automatic Workload Repository)는 바로 이 휘발성 통계를 주기적으로 스냅샷으로 떠서 SYSAUX 테이블스페이스에 영구 저장하는 성능의 기억 장치다. 8장에서 읽게 될 AWR 보고서, 9장의 ADDM 자동 진단, 10장의 ASH 이력 분석은 모두 이 스냅샷 위에 세워진다. 이 장은 그 기억 장치 자체를 다룬다. 무엇을, 얼마나 자주, 얼마나 오래 기억할 것인가를 정하는 일이다.</w:t>
+        <w:t>성능 데이터는 저절로 남지 않는다. V$ 동적 성능 뷰는 인스턴스가 기동한 순간부터 통계를 쌓지만, 그 값은 메모리 안에만 있어 인스턴스를 재기동하면 사라지고, 살아 있는 동안에도 '지금 이 순간의 누적값' 하나뿐이라 '어제 오후 2시에 무슨 일이 있었는가'를 되짚을 수 없다. 자동 워크로드 저장소(AWR, Automatic Workload Repository)는 바로 이 휘발성 통계를 주기적으로 스냅샷으로 떠서 SYSAUX 테이블스페이스에 영구 저장하는 성능의 기억 장치다. ch22에서 읽게 될 AWR 보고서, ch24의 ADDM 자동 진단, ch25의 ASH 이력 분석은 모두 이 스냅샷 위에 세워진다. 이 장은 그 기억 장치 자체를 다룬다. 무엇을, 얼마나 자주, 얼마나 오래 기억할 것인가를 정하는 일이다.</w:t>
       </w:r>
     </w:p>
     <w:p>
@@ -23,7 +23,7 @@
         <w:rPr>
           <w:b w:val="0"/>
         </w:rPr>
-        <w:t>5장에서 우리는 DB Time을 두 시점의 차이(델타)로 읽는 법을 배웠다. 그 '두 시점'을 시스템이 자동으로 찍어 주는 것이 AWR 스냅샷이다. 스냅샷 두 개를 고르면 그 구간의 델타가 곧 AWR 보고서가 되고, 그 구간을 '정상일 때의 기준'으로 얼려 두면 베이스라인이 된다. 이 장의 실습은 스냅샷 295번과 296번 사이에 7개 세션이 100초 동안 만든 진짜 부하 구간을 대상으로 한다. 같은 부하를 8장의 AWR은 DB CPU 95.7퍼센트로, 9장의 ADDM은 'Hard Parse Due to Literal Usage'라는 진단으로, 10장의 ASH는 ON CPU 90.7퍼센트로 각각 보여 준다. 세 도구가 같은 사건을 서로 다른 각도에서 기록한다는 것을 이 장에서 만든 스냅샷 구간으로 확인하게 된다.</w:t>
+        <w:t>ch19에서 우리는 DB Time을 두 시점의 차이(델타)로 읽는 법을 배웠다. 그 '두 시점'을 시스템이 자동으로 찍어 주는 것이 AWR 스냅샷이다. 스냅샷 두 개를 고르면 그 구간의 델타가 곧 AWR 보고서가 되고, 그 구간을 '정상일 때의 기준'으로 얼려 두면 베이스라인이 된다. 이 장의 실습은 스냅샷 295번과 296번 사이에 7개 세션이 100초 동안 만든 진짜 부하 구간을 대상으로 한다. 같은 부하를 ch22의 AWR은 DB CPU 95.7퍼센트로, ch24의 ADDM은 'Hard Parse Due to Literal Usage'라는 진단으로, ch25의 ASH는 ON CPU 90.7퍼센트로 각각 보여 준다. 세 도구가 같은 사건을 서로 다른 각도에서 기록한다는 것을 이 장에서 만든 스냅샷 구간으로 확인하게 된다.</w:t>
       </w:r>
     </w:p>
     <w:p>
@@ -31,7 +31,7 @@
         <w:rPr>
           <w:b w:val="0"/>
         </w:rPr>
-        <w:t>한 가지 관점을 먼저 세워 두자. 이 장은 '데이터를 어떻게 만들고 보관하는가'를 다루고, 8~11장은 '그 데이터를 어떻게 읽는가'를 다룬다. 요리에 비유하면 이 장은 재료를 손질해 냉장고에 정리하는 일이고, 뒤 장들은 그 재료로 요리하는 일이다. 재료가 상했거나(보존 초과) 없으면(스냅샷 미확보) 아무리 좋은 조리법도 소용없다. 그래서 진단의 성패는 사실 이 장의 인프라 운영에서 절반이 갈린다. 스냅샷을 제때 감싸고, 필요한 구간을 베이스라인으로 지키고, 공간을 관리하는 이 밋밋해 보이는 작업이 뒤 장의 화려한 분석을 떠받친다.</w:t>
+        <w:t>한 가지 관점을 먼저 세워 두자. 이 장은 '데이터를 어떻게 만들고 보관하는가'를 다루고, ch22~ch23은 '그 데이터를 어떻게 읽는가'를 다룬다. 요리에 비유하면 이 장은 재료를 손질해 냉장고에 정리하는 일이고, 뒤 장들은 그 재료로 요리하는 일이다. 재료가 상했거나(보존 초과) 없으면(스냅샷 미확보) 아무리 좋은 조리법도 소용없다. 그래서 진단의 성패는 사실 이 장의 인프라 운영에서 절반이 갈린다. 스냅샷을 제때 감싸고, 필요한 구간을 베이스라인으로 지키고, 공간을 관리하는 이 밋밋해 보이는 작업이 뒤 장의 화려한 분석을 떠받친다.</w:t>
       </w:r>
     </w:p>
     <w:p>
@@ -103,7 +103,7 @@
                 <w:rFonts w:ascii="맑은 고딕" w:hAnsi="맑은 고딕" w:eastAsia="맑은 고딕"/>
                 <w:sz w:val="20"/>
               </w:rPr>
-              <w:t>· 교육용으로 무심코 실행하더라도 detected_usages가 올라가 LMS 감사에서 유상 기능 사용으로 잡힌다(1장 라이선스 절 참조).</w:t>
+              <w:t>· 교육용으로 무심코 실행하더라도 detected_usages가 올라가 LMS 감사에서 유상 기능 사용으로 잡힌다(ch15 라이선스 절 참조).</w:t>
             </w:r>
           </w:p>
           <w:p>
@@ -158,7 +158,7 @@
         <w:pStyle w:val="ListBullet"/>
       </w:pPr>
       <w:r>
-        <w:t>CREATE_SNAPSHOT으로 부하 구간 앞뒤에 수동 스냅샷 쌍을 확보하고, 그 구간을 8~11장 분석의 재료로 넘긴다.</w:t>
+        <w:t>CREATE_SNAPSHOT으로 부하 구간 앞뒤에 수동 스냅샷 쌍을 확보하고, 그 구간을 ch22~ch23 분석의 재료로 넘긴다.</w:t>
       </w:r>
     </w:p>
     <w:p>
@@ -206,7 +206,7 @@
         <w:rPr>
           <w:b w:val="0"/>
         </w:rPr>
-        <w:t>AWR은 성능 통계를 수집·처리·유지하는 인프라다. 문제 탐지와 자가 튜닝을 위해 데이터를 메모리와 데이터베이스 양쪽에 저장하고, 보고서와 뷰로 보여 준다. AWR이 스냅샷마다 담는 것은 크게 다섯 종류다. 세그먼트의 접근·사용 통계(오브젝트 통계), V$SYS_TIME_MODEL·V$SESS_TIME_MODEL에 담긴 시간 모델 통계, V$SYSSTAT·V$SESSTAT의 시스템·세션 통계 일부, 경과시간·CPU 시간 기준으로 시스템에 가장 큰 부하를 준 SQL, 그리고 최근 세션 활동의 이력인 ASH 통계다. 5장에서 우리가 V$로 직접 읽던 시간 모델과 대기 통계가, AWR에서는 스냅샷이라는 봉투에 담겨 SYSAUX에 차곡차곡 쌓인다고 보면 된다.</w:t>
+        <w:t>AWR은 성능 통계를 수집·처리·유지하는 인프라다. 문제 탐지와 자가 튜닝을 위해 데이터를 메모리와 데이터베이스 양쪽에 저장하고, 보고서와 뷰로 보여 준다. AWR이 스냅샷마다 담는 것은 크게 다섯 종류다. 세그먼트의 접근·사용 통계(오브젝트 통계), V$SYS_TIME_MODEL·V$SESS_TIME_MODEL에 담긴 시간 모델 통계, V$SYSSTAT·V$SESSTAT의 시스템·세션 통계 일부, 경과시간·CPU 시간 기준으로 시스템에 가장 큰 부하를 준 SQL, 그리고 최근 세션 활동의 이력인 ASH 통계다. ch19에서 우리가 V$로 직접 읽던 시간 모델과 대기 통계가, AWR에서는 스냅샷이라는 봉투에 담겨 SYSAUX에 차곡차곡 쌓인다고 보면 된다.</w:t>
       </w:r>
     </w:p>
     <w:p>
@@ -230,7 +230,7 @@
         <w:rPr>
           <w:b w:val="0"/>
         </w:rPr>
-        <w:t>오라클은 (세션 수준을 제외한) 대부분의 통계에 대해 누적값과 델타값을 AWR에 함께 보존한다. 누적값은 인스턴스 기동 이후 계속 커지는 값이고, 델타값은 한 스냅샷과 그 앞 스냅샷 사이의 변화량이다. 5장에서 손으로 계산하던 '뒤 값에서 앞 값을 뺀다'를 AWR은 스냅샷을 뜰 때마다 자동으로 저장해 둔다. AWR 보고서가 '구간'을 지정하면 값이 나오는 이유가 여기 있다. 보고서는 시작 스냅샷과 끝 스냅샷의 누적값 차이를 그 구간의 부하로 환산한다.</w:t>
+        <w:t>오라클은 (세션 수준을 제외한) 대부분의 통계에 대해 누적값과 델타값을 AWR에 함께 보존한다. 누적값은 인스턴스 기동 이후 계속 커지는 값이고, 델타값은 한 스냅샷과 그 앞 스냅샷 사이의 변화량이다. ch19에서 손으로 계산하던 '뒤 값에서 앞 값을 뺀다'를 AWR은 스냅샷을 뜰 때마다 자동으로 저장해 둔다. AWR 보고서가 '구간'을 지정하면 값이 나오는 이유가 여기 있다. 보고서는 시작 스냅샷과 끝 스냅샷의 누적값 차이를 그 구간의 부하로 환산한다.</w:t>
       </w:r>
     </w:p>
     <w:p>
@@ -254,7 +254,7 @@
         <w:rPr>
           <w:b w:val="0"/>
         </w:rPr>
-        <w:t>이 장에서 다루는 세 가지 개념을 먼저 구분해 두자. 스냅샷은 특정 시각의 성능 데이터 한 장이다. 베이스라인은 '정상일 때'의 스냅샷 구간을 얼려 둔 것으로, 자동 삭제 대상에서 제외되어 나중에 문제 구간과 비교하는 기준이 된다. 이동 윈도우 베이스라인은 보존 기간 안에 존재하는 모든 AWR 데이터를 가리키는 시스템 자동 관리 베이스라인으로, 적응형 임계값(12장) 계산에 쓰인다. 정리하면, 스냅샷은 점이고, 고정 베이스라인은 사람이 지정해 보호한 구간이며, 이동 윈도우는 보존 기간 전체를 따라 흐르는 구간이다.</w:t>
+        <w:t>이 장에서 다루는 세 가지 개념을 먼저 구분해 두자. 스냅샷은 특정 시각의 성능 데이터 한 장이다. 베이스라인은 '정상일 때'의 스냅샷 구간을 얼려 둔 것으로, 자동 삭제 대상에서 제외되어 나중에 문제 구간과 비교하는 기준이 된다. 이동 윈도우 베이스라인은 보존 기간 안에 존재하는 모든 AWR 데이터를 가리키는 시스템 자동 관리 베이스라인으로, 적응형 임계값(ch28) 계산에 쓰인다. 정리하면, 스냅샷은 점이고, 고정 베이스라인은 사람이 지정해 보호한 구간이며, 이동 윈도우는 보존 기간 전체를 따라 흐르는 구간이다.</w:t>
       </w:r>
     </w:p>
     <w:p>
@@ -278,7 +278,7 @@
         <w:rPr>
           <w:b w:val="0"/>
         </w:rPr>
-        <w:t>저장된 AWR 데이터는 보통 EM이나 AWR 보고서로 보지만, DBA_HIST_ 접두어를 가진 뷰로 직접 조회할 수도 있다. 이 뷰들은 SYS가 소유하며 Diagnostics Pack 대상이다. 이 장에서 쓰는 대표 뷰는 다음과 같다. 스냅샷 목록은 DBA_HIST_SNAPSHOT, 현재 주기·보존 설정은 DBA_HIST_WR_CONTROL, 베이스라인 목록은 DBA_HIST_BASELINE, 베이스라인 상세는 DBA_HIST_BASELINE_DETAILS, 템플릿은 DBA_HIST_BASELINE_TEMPLATE이다. 8장 이후로는 DBA_HIST_ACTIVE_SESS_HISTORY(ASH 이력), DBA_HIST_SYSSTAT·DBA_HIST_SYS_TIME_MODEL(시스템·시간 모델 이력) 같은 뷰를 더 쓰게 된다.</w:t>
+        <w:t>저장된 AWR 데이터는 보통 EM이나 AWR 보고서로 보지만, DBA_HIST_ 접두어를 가진 뷰로 직접 조회할 수도 있다. 이 뷰들은 SYS가 소유하며 Diagnostics Pack 대상이다. 이 장에서 쓰는 대표 뷰는 다음과 같다. 스냅샷 목록은 DBA_HIST_SNAPSHOT, 현재 주기·보존 설정은 DBA_HIST_WR_CONTROL, 베이스라인 목록은 DBA_HIST_BASELINE, 베이스라인 상세는 DBA_HIST_BASELINE_DETAILS, 템플릿은 DBA_HIST_BASELINE_TEMPLATE이다. ch22 이후로는 DBA_HIST_ACTIVE_SESS_HISTORY(ASH 이력), DBA_HIST_SYSSTAT·DBA_HIST_SYS_TIME_MODEL(시스템·시간 모델 이력) 같은 뷰를 더 쓰게 된다.</w:t>
       </w:r>
     </w:p>
     <w:p>
@@ -286,7 +286,7 @@
         <w:rPr>
           <w:b w:val="0"/>
         </w:rPr>
-        <w:t>이 뷰 이름들은 V$ 뷰와 짝을 이룬다. V$SYSSTAT의 역사가 DBA_HIST_SYSSTAT에, V$SYS_TIME_MODEL의 역사가 DBA_HIST_SYS_TIME_MODEL에 쌓인다. 즉 'V$로 지금을 보고, DBA_HIST_로 과거를 본다'가 5장과 이 장을 잇는 한 줄 요약이다. 라이선스가 없어 DBA_HIST_를 못 쓸 때 V$를 직접 두 번 찍어 델타를 계산하는 것이 6.8절에서 말하는 대안의 뿌리다.</w:t>
+        <w:t>이 뷰 이름들은 V$ 뷰와 짝을 이룬다. V$SYSSTAT의 역사가 DBA_HIST_SYSSTAT에, V$SYS_TIME_MODEL의 역사가 DBA_HIST_SYS_TIME_MODEL에 쌓인다. 즉 'V$로 지금을 보고, DBA_HIST_로 과거를 본다'가 ch19과 이 장을 잇는 한 줄 요약이다. 라이선스가 없어 DBA_HIST_를 못 쓸 때 V$를 직접 두 번 찍어 델타를 계산하는 것이 6.8절에서 말하는 대안의 뿌리다.</w:t>
       </w:r>
     </w:p>
     <w:tbl>
@@ -998,7 +998,7 @@
         <w:rPr>
           <w:b w:val="0"/>
         </w:rPr>
-        <w:t>주기와 보존은 서로 얽혀 있다. 적응형 임계값(12장)을 쓰려고 이동 윈도우를 30일로 키우고 싶다면, 앞서 말했듯 보존부터 30일 이상으로 늘려야 한다. 윈도우는 보존을 넘을 수 없기 때문이다. 반대로 공간이 빠듯해 보존을 줄이면 이동 윈도우도 그만큼 줄어 임계값 계산의 표본이 얕아진다. 그래서 '주기를 어떻게, 보존을 얼마로, 윈도우를 며칠로'는 따로 정할 문제가 아니라 한 세트로 설계해야 한다. 기본값(60분·8일·8일)은 대다수 시스템에서 합리적인 출발점이며, 바꿀 이유를 수치로 댈 수 있을 때만 바꾼다.</w:t>
+        <w:t>주기와 보존은 서로 얽혀 있다. 적응형 임계값(ch28)을 쓰려고 이동 윈도우를 30일로 키우고 싶다면, 앞서 말했듯 보존부터 30일 이상으로 늘려야 한다. 윈도우는 보존을 넘을 수 없기 때문이다. 반대로 공간이 빠듯해 보존을 줄이면 이동 윈도우도 그만큼 줄어 임계값 계산의 표본이 얕아진다. 그래서 '주기를 어떻게, 보존을 얼마로, 윈도우를 며칠로'는 따로 정할 문제가 아니라 한 세트로 설계해야 한다. 기본값(60분·8일·8일)은 대다수 시스템에서 합리적인 출발점이며, 바꿀 이유를 수치로 댈 수 있을 때만 바꾼다.</w:t>
       </w:r>
     </w:p>
     <w:p>
@@ -1393,7 +1393,7 @@
         <w:rPr>
           <w:b w:val="0"/>
         </w:rPr>
-        <w:t>이제 295번과 296번 사이가 우리가 만든 부하 구간이다. 이 구간을 8장에서는 awrrpt.sql로 보고서로 만들어 Load Profile과 Top 10 Events를 읽고, 9장에서는 ADDM이 자동 진단하고, 10장에서는 ASH로 세션 단위 추적을 한다. 이 장에서 만든 스냅샷 쌍이 뒤 여섯 개 장의 공통 재료가 되는 셈이다. flush_level 인자로 TYPICAL(기본)과 ALL을 지정할 수 있는데, ALL은 SQL·세그먼트·파일 통계까지 모두 담고 TYPICAL은 성능을 위해 일부를 생략한다.</w:t>
+        <w:t>이제 295번과 296번 사이가 우리가 만든 부하 구간이다. 이 구간을 ch22에서는 awrrpt.sql로 보고서로 만들어 Load Profile과 Top 10 Events를 읽고, ch24에서는 ADDM이 자동 진단하고, ch25에서는 ASH로 세션 단위 추적을 한다. 이 장에서 만든 스냅샷 쌍이 뒤 여섯 개 장의 공통 재료가 되는 셈이다. flush_level 인자로 TYPICAL(기본)과 ALL을 지정할 수 있는데, ALL은 SQL·세그먼트·파일 통계까지 모두 담고 TYPICAL은 성능을 위해 일부를 생략한다.</w:t>
       </w:r>
     </w:p>
     <w:p>
@@ -1417,7 +1417,7 @@
         <w:rPr>
           <w:b w:val="0"/>
         </w:rPr>
-        <w:t>295~296 구간을 만든 부하는 7개 세션이 100초 동안 동시에 돌린 종합 부하다. 리터럴 파싱 2세션, 대량 스캔 2세션, 정렬 2세션, 잦은 커밋 1세션이 섞였다. 흥미로운 점은 같은 사건을 뒤 세 장의 도구가 서로 다른 언어로, 그러나 일관되게 기록한다는 것이다. 8장의 AWR 보고서는 이 구간을 DB CPU 95.7퍼센트로 요약하고 log file sync와 하드 파싱 경합을 상위에 올린다. 9장의 ADDM은 같은 데이터를 분석해 'Hard Parse Due to Literal Usage(리터럴 사용으로 인한 하드 파싱)'를 진단으로 내놓는다. 10장의 ASH는 샘플링으로 ON CPU 90.7퍼센트를 보여 준다.</w:t>
+        <w:t>295~296 구간을 만든 부하는 7개 세션이 100초 동안 동시에 돌린 종합 부하다. 리터럴 파싱 2세션, 대량 스캔 2세션, 정렬 2세션, 잦은 커밋 1세션이 섞였다. 흥미로운 점은 같은 사건을 뒤 세 장의 도구가 서로 다른 언어로, 그러나 일관되게 기록한다는 것이다. ch22의 AWR 보고서는 이 구간을 DB CPU 95.7퍼센트로 요약하고 log file sync와 하드 파싱 경합을 상위에 올린다. ch24의 ADDM은 같은 데이터를 분석해 'Hard Parse Due to Literal Usage(리터럴 사용으로 인한 하드 파싱)'를 진단으로 내놓는다. ch25의 ASH는 샘플링으로 ON CPU 90.7퍼센트를 보여 준다.</w:t>
       </w:r>
     </w:p>
     <w:p>
@@ -1865,7 +1865,7 @@
         <w:rPr>
           <w:b w:val="0"/>
         </w:rPr>
-        <w:t>BASELINE_TYPE가 MOVING_WINDOW인 것이 시스템 이동 윈도우, STATIC인 것이 우리가 만든 고정 베이스라인이다. 이제 295~296 구간의 스냅샷은 8일이 지나도 자동으로 삭제되지 않는다. 11장에서 awrddrpt.sql로 '베이스라인 대비 비교'를 할 때 이 이름을 그대로 쓴다. 참고로 SYSTEM_MOVING_WINDOW의 END_SNAP_ID가 방금 만든 296인 것은, 이동 윈도우가 항상 최신 스냅샷까지 따라오기 때문이다. 시간이 흐르면 이 값은 계속 최신 번호로 갱신되고 START_SNAP_ID는 뒤에서 밀려 올라간다.</w:t>
+        <w:t>BASELINE_TYPE가 MOVING_WINDOW인 것이 시스템 이동 윈도우, STATIC인 것이 우리가 만든 고정 베이스라인이다. 이제 295~296 구간의 스냅샷은 8일이 지나도 자동으로 삭제되지 않는다. ch23에서 awrddrpt.sql로 '베이스라인 대비 비교'를 할 때 이 이름을 그대로 쓴다. 참고로 SYSTEM_MOVING_WINDOW의 END_SNAP_ID가 방금 만든 296인 것은, 이동 윈도우가 항상 최신 스냅샷까지 따라오기 때문이다. 시간이 흐르면 이 값은 계속 최신 번호로 갱신되고 START_SNAP_ID는 뒤에서 밀려 올라간다.</w:t>
       </w:r>
     </w:p>
     <w:p>
@@ -1873,7 +1873,7 @@
         <w:rPr>
           <w:b w:val="0"/>
         </w:rPr>
-        <w:t>베이스라인의 세부 통계가 궁금하면 DBA_HIST_BASELINE_DETAILS로 특정 베이스라인의 상세를, SELECT_BASELINE_METRICS 함수로 베이스라인 구간의 메트릭 요약 통계를 볼 수 있다. 후자는 적응형 임계값과 함께 쓸 때 베이스라인이 담은 메트릭 분포를 확인하는 용도다. 이 장에서는 생성·조회·삭제라는 기본 수명주기에 집중하고, 메트릭 활용은 임계값을 다루는 12장에서 이어 간다.</w:t>
+        <w:t>베이스라인의 세부 통계가 궁금하면 DBA_HIST_BASELINE_DETAILS로 특정 베이스라인의 상세를, SELECT_BASELINE_METRICS 함수로 베이스라인 구간의 메트릭 요약 통계를 볼 수 있다. 후자는 적응형 임계값과 함께 쓸 때 베이스라인이 담은 메트릭 분포를 확인하는 용도다. 이 장에서는 생성·조회·삭제라는 기본 수명주기에 집중하고, 메트릭 활용은 임계값을 다루는 ch28에서 이어 간다.</w:t>
       </w:r>
     </w:p>
     <w:p>
@@ -3204,7 +3204,7 @@
         <w:rPr>
           <w:b w:val="0"/>
         </w:rPr>
-        <w:t>다만 Statspack에는 명확한 한계가 있다. ADDM의 자동 진단이 없고, ASH의 초 단위 세션 추적이 없으며, 베이스라인·적응형 임계값 같은 관리 기능이 AWR만큼 갖춰져 있지 않다. 즉 '무엇이 문제인지 자동으로 짚어 주는' 기능은 대부분 Diagnostics Pack 쪽에 있고, Statspack은 '데이터를 모아 보고서로 보여 주는' 데까지다. 그 보고서를 읽고 병목을 짚는 것은 사람의 몫이다. 그래서 Statspack 환경일수록 8장에서 배울 보고서 판독 능력이 더 중요해진다. 도구가 대신 진단해 주지 않으므로 사람이 읽어야 하기 때문이다.</w:t>
+        <w:t>다만 Statspack에는 명확한 한계가 있다. ADDM의 자동 진단이 없고, ASH의 초 단위 세션 추적이 없으며, 베이스라인·적응형 임계값 같은 관리 기능이 AWR만큼 갖춰져 있지 않다. 즉 '무엇이 문제인지 자동으로 짚어 주는' 기능은 대부분 Diagnostics Pack 쪽에 있고, Statspack은 '데이터를 모아 보고서로 보여 주는' 데까지다. 그 보고서를 읽고 병목을 짚는 것은 사람의 몫이다. 그래서 Statspack 환경일수록 ch22에서 배울 보고서 판독 능력이 더 중요해진다. 도구가 대신 진단해 주지 않으므로 사람이 읽어야 하기 때문이다.</w:t>
       </w:r>
     </w:p>
     <w:p>
@@ -3529,7 +3529,7 @@
         <w:rPr>
           <w:b w:val="0"/>
         </w:rPr>
-        <w:t>spreport.sql은 두 Statspack 스냅샷 ID를 물어본 뒤 그 구간의 텍스트 보고서를 만든다. 보고서 상단의 Load Profile, Top 5 Timed Events, SQL ordered by ... 섹션은 AWR 보고서와 읽는 법이 거의 같다. 8장에서 AWR 보고서를 읽는 훈련이 Statspack 보고서에도 그대로 적용된다.</w:t>
+        <w:t>spreport.sql은 두 Statspack 스냅샷 ID를 물어본 뒤 그 구간의 텍스트 보고서를 만든다. 보고서 상단의 Load Profile, Top 5 Timed Events, SQL ordered by ... 섹션은 AWR 보고서와 읽는 법이 거의 같다. ch22에서 AWR 보고서를 읽는 훈련이 Statspack 보고서에도 그대로 적용된다.</w:t>
       </w:r>
     </w:p>
     <w:p>
@@ -3908,7 +3908,7 @@
         <w:rPr>
           <w:b w:val="0"/>
         </w:rPr>
-        <w:t>라이선스가 없는 환경에서는 Statspack 외에 세 번째 길도 있다. V$ 뷰를 직접 두 시점에 조회해 델타를 손으로 계산하는 것이다. WL_06_mixed.sql이 스스로 출력하는 V$ 기반 델타 요약(Load Profile 형식)이 그 예다. 5장에서 익힌 '누적값을 두 번 찍어 빼는' 방식이 곧 라이선스 없는 진단의 뼈대다. AWR이 없어도 진단은 가능하다. 다만 자동화와 편의를 손으로 대신할 뿐이다.</w:t>
+        <w:t>라이선스가 없는 환경에서는 Statspack 외에 세 번째 길도 있다. V$ 뷰를 직접 두 시점에 조회해 델타를 손으로 계산하는 것이다. WL_06_mixed.sql이 스스로 출력하는 V$ 기반 델타 요약(Load Profile 형식)이 그 예다. ch19에서 익힌 '누적값을 두 번 찍어 빼는' 방식이 곧 라이선스 없는 진단의 뼈대다. AWR이 없어도 진단은 가능하다. 다만 자동화와 편의를 손으로 대신할 뿐이다.</w:t>
       </w:r>
     </w:p>
     <w:p>
@@ -3916,7 +3916,7 @@
         <w:rPr>
           <w:b w:val="0"/>
         </w:rPr>
-        <w:t>선택 기준을 정리하면 이렇다. Diagnostics Pack이 있으면 AWR을 쓴다. ADDM 자동 진단·ASH 세션 추적·베이스라인 비교가 통합되어 가장 편하고 강력하다. 라이선스가 없고 정기적인 성능 이력이 필요하면 Statspack을 설치해 잡으로 자동 수집한다. 라이선스도 없고 지금 당장 한 구간만 재면 되면 V$ 델타를 손으로 계산한다. 세 경로 모두 '두 시점의 차이를 부하로 읽는다'는 원리는 같다. 도구가 자동화의 정도만 다를 뿐, 성능을 시간의 델타로 본다는 5장의 원칙은 어디서나 변하지 않는다.</w:t>
+        <w:t>선택 기준을 정리하면 이렇다. Diagnostics Pack이 있으면 AWR을 쓴다. ADDM 자동 진단·ASH 세션 추적·베이스라인 비교가 통합되어 가장 편하고 강력하다. 라이선스가 없고 정기적인 성능 이력이 필요하면 Statspack을 설치해 잡으로 자동 수집한다. 라이선스도 없고 지금 당장 한 구간만 재면 되면 V$ 델타를 손으로 계산한다. 세 경로 모두 '두 시점의 차이를 부하로 읽는다'는 원리는 같다. 도구가 자동화의 정도만 다를 뿐, 성능을 시간의 델타로 본다는 ch19의 원칙은 어디서나 변하지 않는다.</w:t>
       </w:r>
     </w:p>
     <w:tbl>
@@ -3980,7 +3980,7 @@
                 <w:rFonts w:ascii="맑은 고딕" w:hAnsi="맑은 고딕" w:eastAsia="맑은 고딕"/>
                 <w:sz w:val="20"/>
               </w:rPr>
-              <w:t>· 대안 2: V$ 직접 조회 델타 — 두 시점 누적값 차이를 손으로 계산(5장 방식).</w:t>
+              <w:t>· 대안 2: V$ 직접 조회 델타 — 두 시점 누적값 차이를 손으로 계산(ch19 방식).</w:t>
             </w:r>
           </w:p>
           <w:p>
@@ -4011,7 +4011,7 @@
         <w:pStyle w:val="ListBullet"/>
       </w:pPr>
       <w:r>
-        <w:t>AWR은 휘발성 V$ 통계를 스냅샷으로 떠 SYSAUX에 영구 저장하는 성능의 기억 장치다. 8~11장의 모든 진단이 이 스냅샷 위에 선다.</w:t>
+        <w:t>AWR은 휘발성 V$ 통계를 스냅샷으로 떠 SYSAUX에 영구 저장하는 성능의 기억 장치다. ch22~ch23의 모든 진단이 이 스냅샷 위에 선다.</w:t>
       </w:r>
     </w:p>
     <w:p>
@@ -4242,7 +4242,7 @@
         <w:rPr>
           <w:b w:val="0"/>
         </w:rPr>
-        <w:t>이 장의 실습을 마치면 손에 스냅샷 295~296 구간과 TUNING_CH6_DEMO 베이스라인(정리 후에는 그 절차의 기록)이 남는다. 이것이 8장 AWR 보고서 판독, 9장 ADDM 진단, 10장 ASH 추적, 11장 기간 비교의 공통 입력이 된다. 즉 이 장은 뒤 네 개 장의 실습 데이터를 만드는 준비 단계이기도 하다. 실습을 건너뛰면 뒤 장에서 읽을 보고서가 비게 되므로, 부하 구간을 반드시 직접 확보해 두기를 권한다.</w:t>
+        <w:t>이 장의 실습을 마치면 손에 스냅샷 295~296 구간과 TUNING_CH6_DEMO 베이스라인(정리 후에는 그 절차의 기록)이 남는다. 이것이 ch22 AWR 보고서 판독, ch24 ADDM 진단, ch25 ASH 추적, ch23 기간 비교의 공통 입력이 된다. 즉 이 장은 뒤 네 개 장의 실습 데이터를 만드는 준비 단계이기도 하다. 실습을 건너뛰면 뒤 장에서 읽을 보고서가 비게 되므로, 부하 구간을 반드시 직접 확보해 두기를 권한다.</w:t>
       </w:r>
     </w:p>
     <w:p>
@@ -4250,7 +4250,7 @@
         <w:rPr>
           <w:b w:val="0"/>
         </w:rPr>
-        <w:t>다음 장(7장)에서는 통계 수집의 두 번째 축인 옵티마이저 통계로 넘어가, 히스토그램·확장 통계·시스템 통계를 다룬다. 이 장이 '성능 이력을 어떻게 기억하는가'였다면, 7장은 '옵티마이저가 데이터의 분포를 어떻게 아는가'다. 같은 '통계 수집'이라는 이름을 쓰지만, 이 장의 통계는 성능 이력이고 7장의 통계는 옵티마이저가 실행 계획을 세우는 근거라는 점에서 층위가 다르다.</w:t>
+        <w:t>다음 장(ch21)에서는 통계 수집의 두 번째 축인 옵티마이저 통계로 넘어가, 히스토그램·확장 통계·시스템 통계를 다룬다. 이 장이 '성능 이력을 어떻게 기억하는가'였다면, ch21은 '옵티마이저가 데이터의 분포를 어떻게 아는가'다. 같은 '통계 수집'이라는 이름을 쓰지만, 이 장의 통계는 성능 이력이고 ch21의 통계는 옵티마이저가 실행 계획을 세우는 근거라는 점에서 층위가 다르다.</w:t>
       </w:r>
     </w:p>
     <w:sectPr>

--- a/DBTUNING/ch20_통계수집_AWR인프라/ch20_통계수집_AWR인프라.docx
+++ b/DBTUNING/ch20_통계수집_AWR인프라/ch20_통계수집_AWR인프라.docx
@@ -7,7 +7,7 @@
         <w:pStyle w:val="Heading1"/>
       </w:pPr>
       <w:r>
-        <w:t>제ch20  통계 수집 ① 자동 수집과 AWR 인프라</w:t>
+        <w:t>ch20  통계 수집 ① 자동 수집과 AWR 인프라</w:t>
       </w:r>
     </w:p>
     <w:p>

--- a/DBTUNING/ch20_통계수집_AWR인프라/ch20_통계수집_AWR인프라.docx
+++ b/DBTUNING/ch20_통계수집_AWR인프라/ch20_통계수집_AWR인프라.docx
@@ -115,7 +115,7 @@
                 <w:rFonts w:ascii="맑은 고딕" w:hAnsi="맑은 고딕" w:eastAsia="맑은 고딕"/>
                 <w:sz w:val="20"/>
               </w:rPr>
-              <w:t>· 라이선스가 없는 환경을 위해 이 장 6.8절에 Statspack 대안 경로를, 각 실습 트랜스크립트 후반에 미보유 시 조치를 함께 싣는다.</w:t>
+              <w:t>· 라이선스가 없는 환경을 위해 이 장 20.8절에 Statspack 대안 경로를, 각 실습 트랜스크립트 후반에 미보유 시 조치를 함께 싣는다.</w:t>
             </w:r>
           </w:p>
         </w:tc>
@@ -126,7 +126,7 @@
         <w:pStyle w:val="Heading2"/>
       </w:pPr>
       <w:r>
-        <w:t>6.1  학습 목표</w:t>
+        <w:t>20.1  학습 목표</w:t>
       </w:r>
     </w:p>
     <w:p>
@@ -198,7 +198,7 @@
         <w:pStyle w:val="Heading2"/>
       </w:pPr>
       <w:r>
-        <w:t>6.2  AWR 인프라 개요 — 무엇을 기억하는가</w:t>
+        <w:t>20.2  AWR 인프라 개요 — 무엇을 기억하는가</w:t>
       </w:r>
     </w:p>
     <w:p>
@@ -286,7 +286,7 @@
         <w:rPr>
           <w:b w:val="0"/>
         </w:rPr>
-        <w:t>이 뷰 이름들은 V$ 뷰와 짝을 이룬다. V$SYSSTAT의 역사가 DBA_HIST_SYSSTAT에, V$SYS_TIME_MODEL의 역사가 DBA_HIST_SYS_TIME_MODEL에 쌓인다. 즉 'V$로 지금을 보고, DBA_HIST_로 과거를 본다'가 ch19과 이 장을 잇는 한 줄 요약이다. 라이선스가 없어 DBA_HIST_를 못 쓸 때 V$를 직접 두 번 찍어 델타를 계산하는 것이 6.8절에서 말하는 대안의 뿌리다.</w:t>
+        <w:t>이 뷰 이름들은 V$ 뷰와 짝을 이룬다. V$SYSSTAT의 역사가 DBA_HIST_SYSSTAT에, V$SYS_TIME_MODEL의 역사가 DBA_HIST_SYS_TIME_MODEL에 쌓인다. 즉 'V$로 지금을 보고, DBA_HIST_로 과거를 본다'가 ch19과 이 장을 잇는 한 줄 요약이다. 라이선스가 없어 DBA_HIST_를 못 쓸 때 V$를 직접 두 번 찍어 델타를 계산하는 것이 20.8절에서 말하는 대안의 뿌리다.</w:t>
       </w:r>
     </w:p>
     <w:tbl>
@@ -614,7 +614,7 @@
         <w:pStyle w:val="Heading2"/>
       </w:pPr>
       <w:r>
-        <w:t>6.3  스냅샷 — 주기와 보존을 정한다</w:t>
+        <w:t>20.3  스냅샷 — 주기와 보존을 정한다</w:t>
       </w:r>
     </w:p>
     <w:p>
@@ -1006,7 +1006,7 @@
         <w:pStyle w:val="Heading2"/>
       </w:pPr>
       <w:r>
-        <w:t>6.4  수동 스냅샷 — 부하 구간을 손으로 감싼다</w:t>
+        <w:t>20.4  수동 스냅샷 — 부하 구간을 손으로 감싼다</w:t>
       </w:r>
     </w:p>
     <w:p>
@@ -1500,7 +1500,7 @@
         <w:pStyle w:val="Heading2"/>
       </w:pPr>
       <w:r>
-        <w:t>6.5  AWR 베이스라인 — 필요한 구간을 보호한다</w:t>
+        <w:t>20.5  AWR 베이스라인 — 필요한 구간을 보호한다</w:t>
       </w:r>
     </w:p>
     <w:p>
@@ -1705,7 +1705,7 @@
         <w:rPr>
           <w:b w:val="0"/>
         </w:rPr>
-        <w:t>오라클이 새 베이스라인에 고유 ID를 자동 부여한다. 어느 스냅샷 구간을 베이스라인에 넣을지 정하려면 DBA_HIST_SNAPSHOT으로 기존 스냅샷을 먼저 훑어보는 것이 정석이다. start_snap_id와 end_snap_id는 이미 존재하는 스냅샷 번호여야 한다. 존재하지 않는 번호를 주면 오류가 난다. 그래서 6.4절처럼 수동 스냅샷으로 구간을 먼저 확보한 뒤, 그 번호로 베이스라인을 만드는 순서가 자연스럽다. expiration을 생략하면 그 베이스라인은 만료되지 않고 사람이 명시적으로 지울 때까지 남는다.</w:t>
+        <w:t>오라클이 새 베이스라인에 고유 ID를 자동 부여한다. 어느 스냅샷 구간을 베이스라인에 넣을지 정하려면 DBA_HIST_SNAPSHOT으로 기존 스냅샷을 먼저 훑어보는 것이 정석이다. start_snap_id와 end_snap_id는 이미 존재하는 스냅샷 번호여야 한다. 존재하지 않는 번호를 주면 오류가 난다. 그래서 20.4절처럼 수동 스냅샷으로 구간을 먼저 확보한 뒤, 그 번호로 베이스라인을 만드는 순서가 자연스럽다. expiration을 생략하면 그 베이스라인은 만료되지 않고 사람이 명시적으로 지울 때까지 남는다.</w:t>
       </w:r>
     </w:p>
     <w:p>
@@ -2398,7 +2398,7 @@
         <w:pStyle w:val="Heading2"/>
       </w:pPr>
       <w:r>
-        <w:t>6.6  SYSAUX 용량 관리 — AWR이 차지하는 공간</w:t>
+        <w:t>20.6  SYSAUX 용량 관리 — AWR이 차지하는 공간</w:t>
       </w:r>
     </w:p>
     <w:p>
@@ -2822,7 +2822,7 @@
                 <w:rFonts w:ascii="맑은 고딕" w:hAnsi="맑은 고딕" w:eastAsia="맑은 고딕"/>
                 <w:sz w:val="20"/>
               </w:rPr>
-              <w:t>· 이것은 6.7절에서 다룰 '보존이 지났는데도 데이터가 남아 있는' 정상 동작이기도 하다. 보호는 곧 자동 정리 면제다.</w:t>
+              <w:t>· 이것은 20.7절에서 다룰 '보존이 지났는데도 데이터가 남아 있는' 정상 동작이기도 하다. 보호는 곧 자동 정리 면제다.</w:t>
             </w:r>
           </w:p>
         </w:tc>
@@ -2833,7 +2833,7 @@
         <w:pStyle w:val="Heading2"/>
       </w:pPr>
       <w:r>
-        <w:t>6.7  보존 기간 초과와 데이터 소실 — 왜 보호가 필요한가</w:t>
+        <w:t>20.7  보존 기간 초과와 데이터 소실 — 왜 보호가 필요한가</w:t>
       </w:r>
     </w:p>
     <w:p>
@@ -3180,7 +3180,7 @@
         <w:pStyle w:val="Heading2"/>
       </w:pPr>
       <w:r>
-        <w:t>6.8  Statspack — 라이선스 없는 환경의 대안</w:t>
+        <w:t>20.8  Statspack — 라이선스 없는 환경의 대안</w:t>
       </w:r>
     </w:p>
     <w:p>
@@ -4003,7 +4003,7 @@
         <w:pStyle w:val="Heading2"/>
       </w:pPr>
       <w:r>
-        <w:t>6.9  요약</w:t>
+        <w:t>20.9  요약</w:t>
       </w:r>
     </w:p>
     <w:p>
@@ -4067,7 +4067,7 @@
         <w:pStyle w:val="Heading2"/>
       </w:pPr>
       <w:r>
-        <w:t>6.10  퀴즈</w:t>
+        <w:t>20.10  퀴즈</w:t>
       </w:r>
     </w:p>
     <w:tbl>
@@ -4178,7 +4178,7 @@
         <w:pStyle w:val="Heading2"/>
       </w:pPr>
       <w:r>
-        <w:t>6.11  실습 개요</w:t>
+        <w:t>20.11  실습 개요</w:t>
       </w:r>
     </w:p>
     <w:p>
